--- a/public/Resume/Francisco_Acosta_Resume_2026.docx
+++ b/public/Resume/Francisco_Acosta_Resume_2026.docx
@@ -175,7 +175,7 @@
           <w:sz w:val="24"/>
           <w:szCs w:val="24"/>
         </w:rPr>
-        <w:t>https://www.linkedin.com/in/francisco-acosta-tx/</w:t>
+        <w:t>https://franciscoacosta.vercel.app/</w:t>
       </w:r>
     </w:p>
     <w:p>
@@ -2925,6 +2925,7 @@
   <w:style w:type="character" w:default="1" w:styleId="DefaultParagraphFont">
     <w:name w:val="Default Paragraph Font"/>
     <w:uiPriority w:val="1"/>
+    <w:semiHidden/>
     <w:unhideWhenUsed/>
   </w:style>
   <w:style w:type="table" w:default="1" w:styleId="TableNormal">

--- a/public/Resume/Francisco_Acosta_Resume_2026.docx
+++ b/public/Resume/Francisco_Acosta_Resume_2026.docx
@@ -710,7 +710,34 @@
           <w:sz w:val="24"/>
           <w:szCs w:val="24"/>
         </w:rPr>
-        <w:t>C++, C#, Python, Java, SQL, Bash, PowerShell, HTML,</w:t>
+        <w:t xml:space="preserve">C++, C#, Python, Java, SQL, </w:t>
+      </w:r>
+      <w:r>
+        <w:rPr>
+          <w:rFonts w:ascii="Times New Roman" w:hAnsi="Times New Roman" w:cs="Times New Roman"/>
+          <w:color w:val="auto"/>
+          <w:sz w:val="24"/>
+          <w:szCs w:val="24"/>
+        </w:rPr>
+        <w:t>MongoDB</w:t>
+      </w:r>
+      <w:r>
+        <w:rPr>
+          <w:rFonts w:ascii="Times New Roman" w:hAnsi="Times New Roman" w:cs="Times New Roman"/>
+          <w:color w:val="auto"/>
+          <w:sz w:val="24"/>
+          <w:szCs w:val="24"/>
+        </w:rPr>
+        <w:t xml:space="preserve">, </w:t>
+      </w:r>
+      <w:r>
+        <w:rPr>
+          <w:rFonts w:ascii="Times New Roman" w:hAnsi="Times New Roman" w:cs="Times New Roman"/>
+          <w:color w:val="auto"/>
+          <w:sz w:val="24"/>
+          <w:szCs w:val="24"/>
+        </w:rPr>
+        <w:t>Bash, PowerShell, JavaScript,</w:t>
       </w:r>
       <w:r>
         <w:rPr>
@@ -728,16 +755,7 @@
           <w:sz w:val="24"/>
           <w:szCs w:val="24"/>
         </w:rPr>
-        <w:t>CSS, JavaScript,</w:t>
-      </w:r>
-      <w:r>
-        <w:rPr>
-          <w:rFonts w:ascii="Times New Roman" w:hAnsi="Times New Roman" w:cs="Times New Roman"/>
-          <w:color w:val="auto"/>
-          <w:sz w:val="24"/>
-          <w:szCs w:val="24"/>
-        </w:rPr>
-        <w:t xml:space="preserve"> and </w:t>
+        <w:t xml:space="preserve">and </w:t>
       </w:r>
       <w:r>
         <w:rPr>

--- a/public/Resume/Francisco_Acosta_Resume_2026.docx
+++ b/public/Resume/Francisco_Acosta_Resume_2026.docx
@@ -12,8 +12,8 @@
           <w:b/>
           <w:bCs/>
           <w:color w:val="auto"/>
-          <w:sz w:val="28"/>
-          <w:szCs w:val="28"/>
+          <w:sz w:val="24"/>
+          <w:szCs w:val="24"/>
           <w:u w:val="single"/>
         </w:rPr>
       </w:pPr>
@@ -23,8 +23,8 @@
           <w:b/>
           <w:bCs/>
           <w:color w:val="auto"/>
-          <w:sz w:val="28"/>
-          <w:szCs w:val="28"/>
+          <w:sz w:val="24"/>
+          <w:szCs w:val="24"/>
           <w:u w:val="single"/>
         </w:rPr>
         <w:t>Francisco Acosta</w:t>
@@ -148,16 +148,7 @@
           <w:sz w:val="24"/>
           <w:szCs w:val="24"/>
         </w:rPr>
-        <w:t>franciscoacosta1989@gmail.com</w:t>
-      </w:r>
-      <w:r>
-        <w:rPr>
-          <w:rFonts w:ascii="Times New Roman" w:hAnsi="Times New Roman" w:cs="Times New Roman"/>
-          <w:color w:val="auto"/>
-          <w:sz w:val="24"/>
-          <w:szCs w:val="24"/>
-        </w:rPr>
-        <w:t xml:space="preserve"> </w:t>
+        <w:t xml:space="preserve">franciscoacosta1989@gmail.com </w:t>
       </w:r>
       <w:r>
         <w:rPr>
@@ -188,8 +179,8 @@
           <w:b/>
           <w:bCs/>
           <w:color w:val="auto"/>
-          <w:sz w:val="28"/>
-          <w:szCs w:val="28"/>
+          <w:sz w:val="24"/>
+          <w:szCs w:val="24"/>
           <w:u w:val="single"/>
         </w:rPr>
       </w:pPr>
@@ -199,8 +190,8 @@
           <w:b/>
           <w:bCs/>
           <w:color w:val="auto"/>
-          <w:sz w:val="28"/>
-          <w:szCs w:val="28"/>
+          <w:sz w:val="24"/>
+          <w:szCs w:val="24"/>
         </w:rPr>
         <w:br/>
       </w:r>
@@ -210,8 +201,8 @@
           <w:b/>
           <w:bCs/>
           <w:color w:val="auto"/>
-          <w:sz w:val="28"/>
-          <w:szCs w:val="28"/>
+          <w:sz w:val="24"/>
+          <w:szCs w:val="24"/>
           <w:u w:val="single"/>
         </w:rPr>
         <w:t>Professional Summary</w:t>
@@ -235,43 +226,43 @@
           <w:sz w:val="24"/>
           <w:szCs w:val="24"/>
         </w:rPr>
-        <w:t>I build scalable, modular systems designed for high-stakes, real-time environments. Over a 1</w:t>
-      </w:r>
-      <w:r>
-        <w:rPr>
-          <w:rFonts w:ascii="Times New Roman" w:hAnsi="Times New Roman" w:cs="Times New Roman"/>
-          <w:color w:val="auto"/>
-          <w:sz w:val="24"/>
-          <w:szCs w:val="24"/>
-        </w:rPr>
-        <w:t>6</w:t>
-      </w:r>
-      <w:r>
-        <w:rPr>
-          <w:rFonts w:ascii="Times New Roman" w:hAnsi="Times New Roman" w:cs="Times New Roman"/>
-          <w:color w:val="auto"/>
-          <w:sz w:val="24"/>
-          <w:szCs w:val="24"/>
-        </w:rPr>
-        <w:t>-year tenure at NBCUniversal, I transitioned from a creative lead into a systems architect, pioneering one of the first centralized news graphics departments focused on high-availability automation for our national broadcast footprint. My career has been defined by identifying systemic bottlenecks and engineering solutions before they impact production. I thrive at the intersection of high-stakes media and mission-critical engineering, bringing a "zero-downtime" discipline to every codebase I touch.</w:t>
-      </w:r>
-      <w:r>
-        <w:rPr>
-          <w:rFonts w:ascii="Times New Roman" w:hAnsi="Times New Roman" w:cs="Times New Roman"/>
-          <w:color w:val="auto"/>
-          <w:sz w:val="24"/>
-          <w:szCs w:val="24"/>
-        </w:rPr>
-        <w:t xml:space="preserve"> </w:t>
-      </w:r>
-      <w:r>
-        <w:rPr>
-          <w:rFonts w:ascii="Times New Roman" w:hAnsi="Times New Roman" w:cs="Times New Roman"/>
-          <w:color w:val="auto"/>
-          <w:sz w:val="24"/>
-          <w:szCs w:val="24"/>
-        </w:rPr>
-        <w:t>I formalized this technical journey with a B.S. in Software Engineering, bridging nearly two decades of media domain expertise with backend orchestration and full-stack development.</w:t>
+        <w:t xml:space="preserve">Systems Integration and Solutions </w:t>
+      </w:r>
+      <w:r>
+        <w:rPr>
+          <w:rFonts w:ascii="Times New Roman" w:hAnsi="Times New Roman" w:cs="Times New Roman"/>
+          <w:color w:val="auto"/>
+          <w:sz w:val="24"/>
+          <w:szCs w:val="24"/>
+        </w:rPr>
+        <w:t>Engineer</w:t>
+      </w:r>
+      <w:r>
+        <w:rPr>
+          <w:rFonts w:ascii="Times New Roman" w:hAnsi="Times New Roman" w:cs="Times New Roman"/>
+          <w:color w:val="auto"/>
+          <w:sz w:val="24"/>
+          <w:szCs w:val="24"/>
+        </w:rPr>
+        <w:t xml:space="preserve"> with a 16-year background optimizing high-availability platform workflows, dynamic data ingestions, and system configurations across 40+ national locations. Specializes in connecting software platforms, real-time data feeds, and enterprise infrastructure under strict zero-downtime conditions. Combines a B.S. in Computer Information Systems with dual </w:t>
+      </w:r>
+      <w:r>
+        <w:rPr>
+          <w:rFonts w:ascii="Times New Roman" w:hAnsi="Times New Roman" w:cs="Times New Roman"/>
+          <w:color w:val="auto"/>
+          <w:sz w:val="24"/>
+          <w:szCs w:val="24"/>
+        </w:rPr>
+        <w:t>associate</w:t>
+      </w:r>
+      <w:r>
+        <w:rPr>
+          <w:rFonts w:ascii="Times New Roman" w:hAnsi="Times New Roman" w:cs="Times New Roman"/>
+          <w:color w:val="auto"/>
+          <w:sz w:val="24"/>
+          <w:szCs w:val="24"/>
+        </w:rPr>
+        <w:t xml:space="preserve"> degrees in IT/Networking and Web Graphic Design to bridge software applications, database schemas, and operational hardware nodes.</w:t>
       </w:r>
     </w:p>
     <w:p>
@@ -297,8 +288,8 @@
           <w:color w:val="auto"/>
           <w:spacing w:val="-10"/>
           <w:kern w:val="28"/>
-          <w:sz w:val="28"/>
-          <w:szCs w:val="28"/>
+          <w:sz w:val="24"/>
+          <w:szCs w:val="24"/>
           <w:u w:val="single"/>
         </w:rPr>
       </w:pPr>
@@ -310,8 +301,8 @@
           <w:color w:val="auto"/>
           <w:spacing w:val="-10"/>
           <w:kern w:val="28"/>
-          <w:sz w:val="28"/>
-          <w:szCs w:val="28"/>
+          <w:sz w:val="24"/>
+          <w:szCs w:val="24"/>
           <w:u w:val="single"/>
         </w:rPr>
         <w:t>Education</w:t>
@@ -456,15 +447,7 @@
           <w:color w:val="auto"/>
           <w:szCs w:val="24"/>
         </w:rPr>
-        <w:t>, Object-Oriented Programming, Data Structures,</w:t>
-      </w:r>
-      <w:r>
-        <w:rPr>
-          <w:rFonts w:ascii="Times New Roman" w:hAnsi="Times New Roman" w:cs="Times New Roman"/>
-          <w:color w:val="auto"/>
-          <w:szCs w:val="24"/>
-        </w:rPr>
-        <w:t xml:space="preserve"> </w:t>
+        <w:t xml:space="preserve">, Object-Oriented Programming, Data Structures, </w:t>
       </w:r>
       <w:r>
         <w:rPr>
@@ -480,15 +463,7 @@
           <w:color w:val="auto"/>
           <w:szCs w:val="24"/>
         </w:rPr>
-        <w:t>lgorithms,</w:t>
-      </w:r>
-      <w:r>
-        <w:rPr>
-          <w:rFonts w:ascii="Times New Roman" w:hAnsi="Times New Roman" w:cs="Times New Roman"/>
-          <w:color w:val="auto"/>
-          <w:szCs w:val="24"/>
-        </w:rPr>
-        <w:t xml:space="preserve"> </w:t>
+        <w:t xml:space="preserve">lgorithms, </w:t>
       </w:r>
       <w:r>
         <w:rPr>
@@ -570,8 +545,8 @@
           <w:color w:val="auto"/>
           <w:spacing w:val="-10"/>
           <w:kern w:val="28"/>
-          <w:sz w:val="28"/>
-          <w:szCs w:val="28"/>
+          <w:sz w:val="24"/>
+          <w:szCs w:val="24"/>
           <w:u w:val="single"/>
         </w:rPr>
       </w:pPr>
@@ -583,8 +558,8 @@
           <w:color w:val="auto"/>
           <w:spacing w:val="-10"/>
           <w:kern w:val="28"/>
-          <w:sz w:val="28"/>
-          <w:szCs w:val="28"/>
+          <w:sz w:val="24"/>
+          <w:szCs w:val="24"/>
           <w:u w:val="single"/>
         </w:rPr>
         <w:t>Skills</w:t>
@@ -597,8 +572,8 @@
           <w:color w:val="auto"/>
           <w:spacing w:val="-10"/>
           <w:kern w:val="28"/>
-          <w:sz w:val="28"/>
-          <w:szCs w:val="28"/>
+          <w:sz w:val="24"/>
+          <w:szCs w:val="24"/>
           <w:u w:val="single"/>
         </w:rPr>
         <w:t xml:space="preserve"> Summary</w:t>
@@ -629,43 +604,27 @@
           <w:sz w:val="24"/>
           <w:szCs w:val="24"/>
         </w:rPr>
-        <w:t>Technical Skills:</w:t>
-      </w:r>
-      <w:r>
-        <w:rPr>
-          <w:rFonts w:ascii="Times New Roman" w:hAnsi="Times New Roman" w:cs="Times New Roman"/>
-          <w:color w:val="auto"/>
-          <w:sz w:val="24"/>
-          <w:szCs w:val="24"/>
-        </w:rPr>
-        <w:t xml:space="preserve"> </w:t>
-      </w:r>
-      <w:r>
-        <w:rPr>
-          <w:rFonts w:ascii="Times New Roman" w:hAnsi="Times New Roman" w:cs="Times New Roman"/>
-          <w:color w:val="auto"/>
-          <w:sz w:val="24"/>
-          <w:szCs w:val="24"/>
-        </w:rPr>
-        <w:t xml:space="preserve">Solutions Architect, Application Engineering, Real-Time High-Performance Graphics, Object-Oriented Design and Programming, Distributed Systems, Data Pipeline Optimization, CI/CD and </w:t>
-      </w:r>
-      <w:r>
-        <w:rPr>
-          <w:rFonts w:ascii="Times New Roman" w:hAnsi="Times New Roman" w:cs="Times New Roman"/>
-          <w:color w:val="auto"/>
-          <w:sz w:val="24"/>
-          <w:szCs w:val="24"/>
-        </w:rPr>
-        <w:t>Software Development Lifecycle (SDLC)</w:t>
-      </w:r>
-      <w:r>
-        <w:rPr>
-          <w:rFonts w:ascii="Times New Roman" w:hAnsi="Times New Roman" w:cs="Times New Roman"/>
-          <w:color w:val="auto"/>
-          <w:sz w:val="24"/>
-          <w:szCs w:val="24"/>
-        </w:rPr>
-        <w:t>.</w:t>
+        <w:t>Architecture &amp; Integration</w:t>
+      </w:r>
+      <w:r>
+        <w:rPr>
+          <w:rFonts w:ascii="Times New Roman" w:hAnsi="Times New Roman" w:cs="Times New Roman"/>
+          <w:b/>
+          <w:bCs/>
+          <w:color w:val="auto"/>
+          <w:sz w:val="24"/>
+          <w:szCs w:val="24"/>
+        </w:rPr>
+        <w:t>:</w:t>
+      </w:r>
+      <w:r>
+        <w:rPr>
+          <w:rFonts w:ascii="Times New Roman" w:hAnsi="Times New Roman" w:cs="Times New Roman"/>
+          <w:color w:val="auto"/>
+          <w:sz w:val="24"/>
+          <w:szCs w:val="24"/>
+        </w:rPr>
+        <w:t xml:space="preserve"> Systems Integration, Solutions Architecture, Enterprise Data Pipelines, Middleware Ingestion, Distributed Systems, High-Availability Systems, Data Sanitization &amp; Validation, Zero-Downtime Migration.</w:t>
       </w:r>
     </w:p>
     <w:p>
@@ -692,7 +651,18 @@
           <w:sz w:val="24"/>
           <w:szCs w:val="24"/>
         </w:rPr>
-        <w:t>Languages:</w:t>
+        <w:t>Languages &amp; Frameworks</w:t>
+      </w:r>
+      <w:r>
+        <w:rPr>
+          <w:rFonts w:ascii="Times New Roman" w:hAnsi="Times New Roman" w:cs="Times New Roman"/>
+          <w:b/>
+          <w:bCs/>
+          <w:color w:val="auto"/>
+          <w:sz w:val="24"/>
+          <w:szCs w:val="24"/>
+        </w:rPr>
+        <w:t>:</w:t>
       </w:r>
       <w:r>
         <w:rPr>
@@ -710,70 +680,7 @@
           <w:sz w:val="24"/>
           <w:szCs w:val="24"/>
         </w:rPr>
-        <w:t xml:space="preserve">C++, C#, Python, Java, SQL, </w:t>
-      </w:r>
-      <w:r>
-        <w:rPr>
-          <w:rFonts w:ascii="Times New Roman" w:hAnsi="Times New Roman" w:cs="Times New Roman"/>
-          <w:color w:val="auto"/>
-          <w:sz w:val="24"/>
-          <w:szCs w:val="24"/>
-        </w:rPr>
-        <w:t>MongoDB</w:t>
-      </w:r>
-      <w:r>
-        <w:rPr>
-          <w:rFonts w:ascii="Times New Roman" w:hAnsi="Times New Roman" w:cs="Times New Roman"/>
-          <w:color w:val="auto"/>
-          <w:sz w:val="24"/>
-          <w:szCs w:val="24"/>
-        </w:rPr>
-        <w:t xml:space="preserve">, </w:t>
-      </w:r>
-      <w:r>
-        <w:rPr>
-          <w:rFonts w:ascii="Times New Roman" w:hAnsi="Times New Roman" w:cs="Times New Roman"/>
-          <w:color w:val="auto"/>
-          <w:sz w:val="24"/>
-          <w:szCs w:val="24"/>
-        </w:rPr>
-        <w:t>Bash, PowerShell, JavaScript,</w:t>
-      </w:r>
-      <w:r>
-        <w:rPr>
-          <w:rFonts w:ascii="Times New Roman" w:hAnsi="Times New Roman" w:cs="Times New Roman"/>
-          <w:color w:val="auto"/>
-          <w:sz w:val="24"/>
-          <w:szCs w:val="24"/>
-        </w:rPr>
-        <w:t xml:space="preserve"> </w:t>
-      </w:r>
-      <w:r>
-        <w:rPr>
-          <w:rFonts w:ascii="Times New Roman" w:hAnsi="Times New Roman" w:cs="Times New Roman"/>
-          <w:color w:val="auto"/>
-          <w:sz w:val="24"/>
-          <w:szCs w:val="24"/>
-        </w:rPr>
-        <w:t xml:space="preserve">and </w:t>
-      </w:r>
-      <w:r>
-        <w:rPr>
-          <w:rFonts w:ascii="Times New Roman" w:hAnsi="Times New Roman" w:cs="Times New Roman"/>
-          <w:color w:val="auto"/>
-          <w:sz w:val="24"/>
-          <w:szCs w:val="24"/>
-        </w:rPr>
-        <w:t>TypeScript</w:t>
-      </w:r>
-      <w:r>
-        <w:rPr>
-          <w:rFonts w:ascii="Times New Roman" w:hAnsi="Times New Roman" w:cs="Times New Roman"/>
-          <w:color w:val="auto"/>
-          <w:sz w:val="24"/>
-          <w:szCs w:val="24"/>
-        </w:rPr>
-        <w:t>.</w:t>
+        <w:t>C#, .NET / .NET Core, Python, SQL, C++, Java, WPF / XAML, Bash, PowerShell, HTML/CSS, JavaScript, TypeScript.</w:t>
       </w:r>
     </w:p>
     <w:p>
@@ -801,52 +708,64 @@
           <w:sz w:val="24"/>
           <w:szCs w:val="24"/>
         </w:rPr>
-        <w:t>Transferable Skills:</w:t>
-      </w:r>
-      <w:r>
-        <w:rPr>
-          <w:rFonts w:ascii="Times New Roman" w:hAnsi="Times New Roman" w:cs="Times New Roman"/>
-          <w:color w:val="auto"/>
-          <w:sz w:val="24"/>
-          <w:szCs w:val="24"/>
-        </w:rPr>
-        <w:t xml:space="preserve"> Technical Leadership</w:t>
-      </w:r>
-      <w:r>
-        <w:rPr>
-          <w:rFonts w:ascii="Times New Roman" w:hAnsi="Times New Roman" w:cs="Times New Roman"/>
-          <w:color w:val="auto"/>
-          <w:sz w:val="24"/>
-          <w:szCs w:val="24"/>
-        </w:rPr>
-        <w:t xml:space="preserve"> leading cross-functional teams</w:t>
-      </w:r>
-      <w:r>
-        <w:rPr>
-          <w:rFonts w:ascii="Times New Roman" w:hAnsi="Times New Roman" w:cs="Times New Roman"/>
-          <w:color w:val="auto"/>
-          <w:sz w:val="24"/>
-          <w:szCs w:val="24"/>
-        </w:rPr>
-        <w:t>, Requirement Gathering, Standard Operating Procedures (SOPs), Crisis Management</w:t>
-      </w:r>
-      <w:r>
-        <w:rPr>
-          <w:rFonts w:ascii="Times New Roman" w:hAnsi="Times New Roman" w:cs="Times New Roman"/>
-          <w:color w:val="auto"/>
-          <w:sz w:val="24"/>
-          <w:szCs w:val="24"/>
-        </w:rPr>
-        <w:t xml:space="preserve">, </w:t>
-      </w:r>
-      <w:r>
-        <w:rPr>
-          <w:rFonts w:ascii="Times New Roman" w:hAnsi="Times New Roman" w:cs="Times New Roman"/>
-          <w:color w:val="auto"/>
-          <w:sz w:val="24"/>
-          <w:szCs w:val="24"/>
-        </w:rPr>
-        <w:t>Mentorship.</w:t>
+        <w:t>Databases &amp; Data Formats</w:t>
+      </w:r>
+      <w:r>
+        <w:rPr>
+          <w:rFonts w:ascii="Times New Roman" w:hAnsi="Times New Roman" w:cs="Times New Roman"/>
+          <w:b/>
+          <w:bCs/>
+          <w:color w:val="auto"/>
+          <w:sz w:val="24"/>
+          <w:szCs w:val="24"/>
+        </w:rPr>
+        <w:t>:</w:t>
+      </w:r>
+      <w:r>
+        <w:rPr>
+          <w:rFonts w:ascii="Times New Roman" w:hAnsi="Times New Roman" w:cs="Times New Roman"/>
+          <w:color w:val="auto"/>
+          <w:sz w:val="24"/>
+          <w:szCs w:val="24"/>
+        </w:rPr>
+        <w:t xml:space="preserve"> Relational Databases (SQL), Non-Relational Databases (MongoDB), REST APIs, JSON, KML, XML.</w:t>
+      </w:r>
+    </w:p>
+    <w:p>
+      <w:pPr>
+        <w:pStyle w:val="ListParagraph"/>
+        <w:numPr>
+          <w:ilvl w:val="0"/>
+          <w:numId w:val="7"/>
+        </w:numPr>
+        <w:spacing w:line="240" w:lineRule="auto"/>
+        <w:jc w:val="left"/>
+        <w:rPr>
+          <w:rFonts w:ascii="Times New Roman" w:hAnsi="Times New Roman" w:cs="Times New Roman"/>
+          <w:color w:val="auto"/>
+          <w:sz w:val="24"/>
+          <w:szCs w:val="24"/>
+        </w:rPr>
+      </w:pPr>
+      <w:r>
+        <w:rPr>
+          <w:rFonts w:ascii="Times New Roman" w:hAnsi="Times New Roman" w:cs="Times New Roman"/>
+          <w:b/>
+          <w:bCs/>
+          <w:color w:val="auto"/>
+          <w:sz w:val="24"/>
+          <w:szCs w:val="24"/>
+        </w:rPr>
+        <w:t>Infrastructure &amp; Security:</w:t>
+      </w:r>
+      <w:r>
+        <w:rPr>
+          <w:rFonts w:ascii="Times New Roman" w:hAnsi="Times New Roman" w:cs="Times New Roman"/>
+          <w:color w:val="auto"/>
+          <w:sz w:val="24"/>
+          <w:szCs w:val="24"/>
+        </w:rPr>
+        <w:t xml:space="preserve"> Cloud Infrastructure (Azure), Network Protocols (TLS, VPN), Role-Based Access Control (RBAC), System Diagnostics, SOP Development.</w:t>
       </w:r>
     </w:p>
     <w:p>
@@ -872,8 +791,8 @@
           <w:color w:val="auto"/>
           <w:spacing w:val="-10"/>
           <w:kern w:val="28"/>
-          <w:sz w:val="28"/>
-          <w:szCs w:val="28"/>
+          <w:sz w:val="24"/>
+          <w:szCs w:val="24"/>
         </w:rPr>
       </w:pPr>
       <w:r>
@@ -884,8 +803,8 @@
           <w:color w:val="auto"/>
           <w:spacing w:val="-10"/>
           <w:kern w:val="28"/>
-          <w:sz w:val="28"/>
-          <w:szCs w:val="28"/>
+          <w:sz w:val="24"/>
+          <w:szCs w:val="24"/>
           <w:u w:val="single"/>
         </w:rPr>
         <w:t xml:space="preserve">Work </w:t>
@@ -898,8 +817,8 @@
           <w:color w:val="auto"/>
           <w:spacing w:val="-10"/>
           <w:kern w:val="28"/>
-          <w:sz w:val="28"/>
-          <w:szCs w:val="28"/>
+          <w:sz w:val="24"/>
+          <w:szCs w:val="24"/>
           <w:u w:val="single"/>
         </w:rPr>
         <w:t>Experience</w:t>
@@ -910,18 +829,10 @@
           <w:b/>
           <w:bCs/>
           <w:color w:val="auto"/>
+          <w:sz w:val="24"/>
           <w:szCs w:val="24"/>
         </w:rPr>
         <w:br/>
-      </w:r>
-      <w:r>
-        <w:rPr>
-          <w:rFonts w:ascii="Times New Roman" w:hAnsi="Times New Roman" w:cs="Times New Roman"/>
-          <w:b/>
-          <w:bCs/>
-          <w:color w:val="auto"/>
-          <w:szCs w:val="24"/>
-        </w:rPr>
         <w:t>NBCUniversal</w:t>
       </w:r>
     </w:p>
@@ -1208,31 +1119,15 @@
           <w:color w:val="auto"/>
           <w:szCs w:val="24"/>
         </w:rPr>
-        <w:t xml:space="preserve">Real-Time </w:t>
-      </w:r>
-      <w:r>
-        <w:rPr>
-          <w:rFonts w:ascii="Times New Roman" w:hAnsi="Times New Roman" w:cs="Times New Roman"/>
-          <w:color w:val="auto"/>
-          <w:szCs w:val="24"/>
-        </w:rPr>
-        <w:t xml:space="preserve">Systems &amp; </w:t>
-      </w:r>
-      <w:r>
-        <w:rPr>
-          <w:rFonts w:ascii="Times New Roman" w:hAnsi="Times New Roman" w:cs="Times New Roman"/>
-          <w:color w:val="auto"/>
-          <w:szCs w:val="24"/>
-        </w:rPr>
-        <w:t>Software</w:t>
-      </w:r>
-      <w:r>
-        <w:rPr>
-          <w:rFonts w:ascii="Times New Roman" w:hAnsi="Times New Roman" w:cs="Times New Roman"/>
-          <w:color w:val="auto"/>
-          <w:szCs w:val="24"/>
-        </w:rPr>
-        <w:t xml:space="preserve"> Developer</w:t>
+        <w:t xml:space="preserve">Real-Time Systems </w:t>
+      </w:r>
+      <w:r>
+        <w:rPr>
+          <w:rFonts w:ascii="Times New Roman" w:hAnsi="Times New Roman" w:cs="Times New Roman"/>
+          <w:color w:val="auto"/>
+          <w:szCs w:val="24"/>
+        </w:rPr>
+        <w:t>Developer</w:t>
       </w:r>
       <w:r>
         <w:rPr>
@@ -1267,16 +1162,16 @@
           <w:sz w:val="24"/>
           <w:szCs w:val="24"/>
         </w:rPr>
-        <w:t>Increased data accuracy</w:t>
-      </w:r>
-      <w:r>
-        <w:rPr>
-          <w:rFonts w:ascii="Times New Roman" w:hAnsi="Times New Roman" w:cs="Times New Roman"/>
-          <w:color w:val="auto"/>
-          <w:sz w:val="24"/>
-          <w:szCs w:val="24"/>
-        </w:rPr>
-        <w:t xml:space="preserve"> by integrating real-time scripting to automate the link between external data sources and live visual engines.</w:t>
+        <w:t>Automated Data Binding:</w:t>
+      </w:r>
+      <w:r>
+        <w:rPr>
+          <w:rFonts w:ascii="Times New Roman" w:hAnsi="Times New Roman" w:cs="Times New Roman"/>
+          <w:color w:val="auto"/>
+          <w:sz w:val="24"/>
+          <w:szCs w:val="24"/>
+        </w:rPr>
+        <w:t xml:space="preserve"> Integrated real-time scripting to dynamically connect external data feeds with live execution engines, improving data accuracy and delivery speed.</w:t>
       </w:r>
     </w:p>
     <w:p>
@@ -1303,16 +1198,16 @@
           <w:sz w:val="24"/>
           <w:szCs w:val="24"/>
         </w:rPr>
-        <w:t>Delivered high-priority digital packages</w:t>
-      </w:r>
-      <w:r>
-        <w:rPr>
-          <w:rFonts w:ascii="Times New Roman" w:hAnsi="Times New Roman" w:cs="Times New Roman"/>
-          <w:color w:val="auto"/>
-          <w:sz w:val="24"/>
-          <w:szCs w:val="24"/>
-        </w:rPr>
-        <w:t xml:space="preserve"> under strict deadlines through effective collaboration with technical and creative stakeholders.</w:t>
+        <w:t>Cross-Functional System Rollouts:</w:t>
+      </w:r>
+      <w:r>
+        <w:rPr>
+          <w:rFonts w:ascii="Times New Roman" w:hAnsi="Times New Roman" w:cs="Times New Roman"/>
+          <w:color w:val="auto"/>
+          <w:sz w:val="24"/>
+          <w:szCs w:val="24"/>
+        </w:rPr>
+        <w:t xml:space="preserve"> Collaborated with technical and operational stakeholders to configure and deploy fault-tolerant software packages under tight live-production deadlines.</w:t>
       </w:r>
     </w:p>
     <w:p>
@@ -1422,30 +1317,32 @@
         <w:jc w:val="left"/>
         <w:rPr>
           <w:rFonts w:ascii="Times New Roman" w:hAnsi="Times New Roman" w:cs="Times New Roman"/>
-          <w:color w:val="auto"/>
-          <w:sz w:val="24"/>
-          <w:szCs w:val="24"/>
-        </w:rPr>
-      </w:pPr>
-      <w:r>
-        <w:rPr>
-          <w:rFonts w:ascii="Times New Roman" w:hAnsi="Times New Roman" w:cs="Times New Roman"/>
           <w:b/>
           <w:bCs/>
           <w:color w:val="auto"/>
           <w:sz w:val="24"/>
           <w:szCs w:val="24"/>
         </w:rPr>
-        <w:t>Ensured compliance</w:t>
-      </w:r>
-      <w:r>
-        <w:rPr>
-          <w:rFonts w:ascii="Times New Roman" w:hAnsi="Times New Roman" w:cs="Times New Roman"/>
-          <w:color w:val="auto"/>
-          <w:sz w:val="24"/>
-          <w:szCs w:val="24"/>
-        </w:rPr>
-        <w:t xml:space="preserve"> with digital delivery protocols by developing rigorous technical specifications for web-based advertising assets.</w:t>
+      </w:pPr>
+      <w:r>
+        <w:rPr>
+          <w:rFonts w:ascii="Times New Roman" w:hAnsi="Times New Roman" w:cs="Times New Roman"/>
+          <w:b/>
+          <w:bCs/>
+          <w:color w:val="auto"/>
+          <w:sz w:val="24"/>
+          <w:szCs w:val="24"/>
+        </w:rPr>
+        <w:t xml:space="preserve">Technical Specification &amp; Compliance: </w:t>
+      </w:r>
+      <w:r>
+        <w:rPr>
+          <w:rFonts w:ascii="Times New Roman" w:hAnsi="Times New Roman" w:cs="Times New Roman"/>
+          <w:color w:val="auto"/>
+          <w:sz w:val="24"/>
+          <w:szCs w:val="24"/>
+        </w:rPr>
+        <w:t>Developed technical delivery specifications for digital assets to ensure seamless ingestion and compliance across automated publishing workflows.</w:t>
       </w:r>
     </w:p>
     <w:p>
@@ -1472,16 +1369,16 @@
           <w:sz w:val="24"/>
           <w:szCs w:val="24"/>
         </w:rPr>
-        <w:t>Successfully managed high-volume production schedules</w:t>
-      </w:r>
-      <w:r>
-        <w:rPr>
-          <w:rFonts w:ascii="Times New Roman" w:hAnsi="Times New Roman" w:cs="Times New Roman"/>
-          <w:color w:val="auto"/>
-          <w:sz w:val="24"/>
-          <w:szCs w:val="24"/>
-        </w:rPr>
-        <w:t>, delivering optimized assets for live broadcast in a high-pressure environment.</w:t>
+        <w:t xml:space="preserve">High-Volume Asset Processing: </w:t>
+      </w:r>
+      <w:r>
+        <w:rPr>
+          <w:rFonts w:ascii="Times New Roman" w:hAnsi="Times New Roman" w:cs="Times New Roman"/>
+          <w:color w:val="auto"/>
+          <w:sz w:val="24"/>
+          <w:szCs w:val="24"/>
+        </w:rPr>
+        <w:t>Managed fast-turnaround production schedules, optimizing digital media assets for live execution in high-pressure environments.</w:t>
       </w:r>
     </w:p>
     <w:sectPr>
@@ -1499,7 +1396,7 @@
   <w:abstractNum w:abstractNumId="0" w15:restartNumberingAfterBreak="0">
     <w:nsid w:val="FFFFFF89"/>
     <w:multiLevelType w:val="singleLevel"/>
-    <w:tmpl w:val="E67CDE44"/>
+    <w:tmpl w:val="DBA4D792"/>
     <w:lvl w:ilvl="0">
       <w:start w:val="1"/>
       <w:numFmt w:val="bullet"/>
@@ -2943,7 +2840,6 @@
   <w:style w:type="character" w:default="1" w:styleId="DefaultParagraphFont">
     <w:name w:val="Default Paragraph Font"/>
     <w:uiPriority w:val="1"/>
-    <w:semiHidden/>
     <w:unhideWhenUsed/>
   </w:style>
   <w:style w:type="table" w:default="1" w:styleId="TableNormal">

--- a/public/Resume/Francisco_Acosta_Resume_2026.docx
+++ b/public/Resume/Francisco_Acosta_Resume_2026.docx
@@ -12,8 +12,8 @@
           <w:b/>
           <w:bCs/>
           <w:color w:val="auto"/>
-          <w:sz w:val="24"/>
-          <w:szCs w:val="24"/>
+          <w:sz w:val="23"/>
+          <w:szCs w:val="23"/>
           <w:u w:val="single"/>
         </w:rPr>
       </w:pPr>
@@ -23,8 +23,8 @@
           <w:b/>
           <w:bCs/>
           <w:color w:val="auto"/>
-          <w:sz w:val="24"/>
-          <w:szCs w:val="24"/>
+          <w:sz w:val="23"/>
+          <w:szCs w:val="23"/>
           <w:u w:val="single"/>
         </w:rPr>
         <w:t>Francisco Acosta</w:t>
@@ -38,16 +38,16 @@
         <w:rPr>
           <w:rFonts w:ascii="Times New Roman" w:hAnsi="Times New Roman" w:cs="Times New Roman"/>
           <w:color w:val="auto"/>
-          <w:sz w:val="24"/>
-          <w:szCs w:val="24"/>
-        </w:rPr>
-      </w:pPr>
-      <w:r>
-        <w:rPr>
-          <w:rFonts w:ascii="Times New Roman" w:hAnsi="Times New Roman" w:cs="Times New Roman"/>
-          <w:color w:val="auto"/>
-          <w:sz w:val="24"/>
-          <w:szCs w:val="24"/>
+          <w:sz w:val="23"/>
+          <w:szCs w:val="23"/>
+        </w:rPr>
+      </w:pPr>
+      <w:r>
+        <w:rPr>
+          <w:rFonts w:ascii="Times New Roman" w:hAnsi="Times New Roman" w:cs="Times New Roman"/>
+          <w:color w:val="auto"/>
+          <w:sz w:val="23"/>
+          <w:szCs w:val="23"/>
         </w:rPr>
         <w:t>Fort</w:t>
       </w:r>
@@ -55,8 +55,8 @@
         <w:rPr>
           <w:rFonts w:ascii="Times New Roman" w:hAnsi="Times New Roman" w:cs="Times New Roman"/>
           <w:color w:val="auto"/>
-          <w:sz w:val="24"/>
-          <w:szCs w:val="24"/>
+          <w:sz w:val="23"/>
+          <w:szCs w:val="23"/>
         </w:rPr>
         <w:t xml:space="preserve"> </w:t>
       </w:r>
@@ -64,8 +64,8 @@
         <w:rPr>
           <w:rFonts w:ascii="Times New Roman" w:hAnsi="Times New Roman" w:cs="Times New Roman"/>
           <w:color w:val="auto"/>
-          <w:sz w:val="24"/>
-          <w:szCs w:val="24"/>
+          <w:sz w:val="23"/>
+          <w:szCs w:val="23"/>
         </w:rPr>
         <w:t>Worth, TX</w:t>
       </w:r>
@@ -73,8 +73,8 @@
         <w:rPr>
           <w:rFonts w:ascii="Times New Roman" w:hAnsi="Times New Roman" w:cs="Times New Roman"/>
           <w:color w:val="auto"/>
-          <w:sz w:val="24"/>
-          <w:szCs w:val="24"/>
+          <w:sz w:val="23"/>
+          <w:szCs w:val="23"/>
         </w:rPr>
         <w:t xml:space="preserve">   |   </w:t>
       </w:r>
@@ -82,8 +82,8 @@
         <w:rPr>
           <w:rFonts w:ascii="Times New Roman" w:hAnsi="Times New Roman" w:cs="Times New Roman"/>
           <w:color w:val="auto"/>
-          <w:sz w:val="24"/>
-          <w:szCs w:val="24"/>
+          <w:sz w:val="23"/>
+          <w:szCs w:val="23"/>
         </w:rPr>
         <w:t>682</w:t>
       </w:r>
@@ -91,8 +91,8 @@
         <w:rPr>
           <w:rFonts w:ascii="Times New Roman" w:hAnsi="Times New Roman" w:cs="Times New Roman"/>
           <w:color w:val="auto"/>
-          <w:sz w:val="24"/>
-          <w:szCs w:val="24"/>
+          <w:sz w:val="23"/>
+          <w:szCs w:val="23"/>
         </w:rPr>
         <w:t>-</w:t>
       </w:r>
@@ -100,8 +100,8 @@
         <w:rPr>
           <w:rFonts w:ascii="Times New Roman" w:hAnsi="Times New Roman" w:cs="Times New Roman"/>
           <w:color w:val="auto"/>
-          <w:sz w:val="24"/>
-          <w:szCs w:val="24"/>
+          <w:sz w:val="23"/>
+          <w:szCs w:val="23"/>
         </w:rPr>
         <w:t>313</w:t>
       </w:r>
@@ -109,8 +109,8 @@
         <w:rPr>
           <w:rFonts w:ascii="Times New Roman" w:hAnsi="Times New Roman" w:cs="Times New Roman"/>
           <w:color w:val="auto"/>
-          <w:sz w:val="24"/>
-          <w:szCs w:val="24"/>
+          <w:sz w:val="23"/>
+          <w:szCs w:val="23"/>
         </w:rPr>
         <w:t>-</w:t>
       </w:r>
@@ -118,8 +118,8 @@
         <w:rPr>
           <w:rFonts w:ascii="Times New Roman" w:hAnsi="Times New Roman" w:cs="Times New Roman"/>
           <w:color w:val="auto"/>
-          <w:sz w:val="24"/>
-          <w:szCs w:val="24"/>
+          <w:sz w:val="23"/>
+          <w:szCs w:val="23"/>
         </w:rPr>
         <w:t>640</w:t>
       </w:r>
@@ -127,8 +127,8 @@
         <w:rPr>
           <w:rFonts w:ascii="Times New Roman" w:hAnsi="Times New Roman" w:cs="Times New Roman"/>
           <w:color w:val="auto"/>
-          <w:sz w:val="24"/>
-          <w:szCs w:val="24"/>
+          <w:sz w:val="23"/>
+          <w:szCs w:val="23"/>
         </w:rPr>
         <w:t>3</w:t>
       </w:r>
@@ -136,8 +136,8 @@
         <w:rPr>
           <w:rFonts w:ascii="Times New Roman" w:hAnsi="Times New Roman" w:cs="Times New Roman"/>
           <w:color w:val="auto"/>
-          <w:sz w:val="24"/>
-          <w:szCs w:val="24"/>
+          <w:sz w:val="23"/>
+          <w:szCs w:val="23"/>
         </w:rPr>
         <w:t xml:space="preserve">   |   </w:t>
       </w:r>
@@ -145,8 +145,8 @@
         <w:rPr>
           <w:rFonts w:ascii="Times New Roman" w:hAnsi="Times New Roman" w:cs="Times New Roman"/>
           <w:color w:val="auto"/>
-          <w:sz w:val="24"/>
-          <w:szCs w:val="24"/>
+          <w:sz w:val="23"/>
+          <w:szCs w:val="23"/>
         </w:rPr>
         <w:t xml:space="preserve">franciscoacosta1989@gmail.com </w:t>
       </w:r>
@@ -154,8 +154,8 @@
         <w:rPr>
           <w:rFonts w:ascii="Times New Roman" w:hAnsi="Times New Roman" w:cs="Times New Roman"/>
           <w:color w:val="auto"/>
-          <w:sz w:val="24"/>
-          <w:szCs w:val="24"/>
+          <w:sz w:val="23"/>
+          <w:szCs w:val="23"/>
         </w:rPr>
         <w:t xml:space="preserve">  |   </w:t>
       </w:r>
@@ -163,8 +163,8 @@
         <w:rPr>
           <w:rFonts w:ascii="Times New Roman" w:hAnsi="Times New Roman" w:cs="Times New Roman"/>
           <w:color w:val="auto"/>
-          <w:sz w:val="24"/>
-          <w:szCs w:val="24"/>
+          <w:sz w:val="23"/>
+          <w:szCs w:val="23"/>
         </w:rPr>
         <w:t>https://franciscoacosta.vercel.app/</w:t>
       </w:r>
@@ -179,8 +179,8 @@
           <w:b/>
           <w:bCs/>
           <w:color w:val="auto"/>
-          <w:sz w:val="24"/>
-          <w:szCs w:val="24"/>
+          <w:sz w:val="23"/>
+          <w:szCs w:val="23"/>
           <w:u w:val="single"/>
         </w:rPr>
       </w:pPr>
@@ -190,8 +190,8 @@
           <w:b/>
           <w:bCs/>
           <w:color w:val="auto"/>
-          <w:sz w:val="24"/>
-          <w:szCs w:val="24"/>
+          <w:sz w:val="23"/>
+          <w:szCs w:val="23"/>
         </w:rPr>
         <w:br/>
       </w:r>
@@ -201,8 +201,8 @@
           <w:b/>
           <w:bCs/>
           <w:color w:val="auto"/>
-          <w:sz w:val="24"/>
-          <w:szCs w:val="24"/>
+          <w:sz w:val="23"/>
+          <w:szCs w:val="23"/>
           <w:u w:val="single"/>
         </w:rPr>
         <w:t>Professional Summary</w:t>
@@ -215,43 +215,43 @@
         <w:rPr>
           <w:rFonts w:ascii="Times New Roman" w:hAnsi="Times New Roman" w:cs="Times New Roman"/>
           <w:color w:val="auto"/>
-          <w:sz w:val="24"/>
-          <w:szCs w:val="24"/>
-        </w:rPr>
-      </w:pPr>
-      <w:r>
-        <w:rPr>
-          <w:rFonts w:ascii="Times New Roman" w:hAnsi="Times New Roman" w:cs="Times New Roman"/>
-          <w:color w:val="auto"/>
-          <w:sz w:val="24"/>
-          <w:szCs w:val="24"/>
-        </w:rPr>
-        <w:t xml:space="preserve">Systems Integration and Solutions </w:t>
-      </w:r>
-      <w:r>
-        <w:rPr>
-          <w:rFonts w:ascii="Times New Roman" w:hAnsi="Times New Roman" w:cs="Times New Roman"/>
-          <w:color w:val="auto"/>
-          <w:sz w:val="24"/>
-          <w:szCs w:val="24"/>
-        </w:rPr>
-        <w:t>Engineer</w:t>
-      </w:r>
-      <w:r>
-        <w:rPr>
-          <w:rFonts w:ascii="Times New Roman" w:hAnsi="Times New Roman" w:cs="Times New Roman"/>
-          <w:color w:val="auto"/>
-          <w:sz w:val="24"/>
-          <w:szCs w:val="24"/>
-        </w:rPr>
-        <w:t xml:space="preserve"> with a 16-year background optimizing high-availability platform workflows, dynamic data ingestions, and system configurations across 40+ national locations. Specializes in connecting software platforms, real-time data feeds, and enterprise infrastructure under strict zero-downtime conditions. Combines a B.S. in Computer Information Systems with dual </w:t>
-      </w:r>
-      <w:r>
-        <w:rPr>
-          <w:rFonts w:ascii="Times New Roman" w:hAnsi="Times New Roman" w:cs="Times New Roman"/>
-          <w:color w:val="auto"/>
-          <w:sz w:val="24"/>
-          <w:szCs w:val="24"/>
+          <w:sz w:val="23"/>
+          <w:szCs w:val="23"/>
+        </w:rPr>
+      </w:pPr>
+      <w:r>
+        <w:rPr>
+          <w:rFonts w:ascii="Times New Roman" w:hAnsi="Times New Roman" w:cs="Times New Roman"/>
+          <w:color w:val="auto"/>
+          <w:sz w:val="23"/>
+          <w:szCs w:val="23"/>
+        </w:rPr>
+        <w:t>Systems Integration and Solutions Engineer with a 16</w:t>
+      </w:r>
+      <w:r>
+        <w:rPr>
+          <w:rFonts w:ascii="Times New Roman" w:hAnsi="Times New Roman" w:cs="Times New Roman"/>
+          <w:color w:val="auto"/>
+          <w:sz w:val="23"/>
+          <w:szCs w:val="23"/>
+        </w:rPr>
+        <w:t>-</w:t>
+      </w:r>
+      <w:r>
+        <w:rPr>
+          <w:rFonts w:ascii="Times New Roman" w:hAnsi="Times New Roman" w:cs="Times New Roman"/>
+          <w:color w:val="auto"/>
+          <w:sz w:val="23"/>
+          <w:szCs w:val="23"/>
+        </w:rPr>
+        <w:t xml:space="preserve">year background optimizing high-availability platform workflows, dynamic data ingestions, and system configurations across 40+ national locations. Specializes in connecting software platforms, real-time data feeds, and enterprise infrastructure under strict zero-downtime conditions. Combines a B.S. in Computer Information Systems with dual </w:t>
+      </w:r>
+      <w:r>
+        <w:rPr>
+          <w:rFonts w:ascii="Times New Roman" w:hAnsi="Times New Roman" w:cs="Times New Roman"/>
+          <w:color w:val="auto"/>
+          <w:sz w:val="23"/>
+          <w:szCs w:val="23"/>
         </w:rPr>
         <w:t>associate</w:t>
       </w:r>
@@ -259,8 +259,8 @@
         <w:rPr>
           <w:rFonts w:ascii="Times New Roman" w:hAnsi="Times New Roman" w:cs="Times New Roman"/>
           <w:color w:val="auto"/>
-          <w:sz w:val="24"/>
-          <w:szCs w:val="24"/>
+          <w:sz w:val="23"/>
+          <w:szCs w:val="23"/>
         </w:rPr>
         <w:t xml:space="preserve"> degrees in IT/Networking and Web Graphic Design to bridge software applications, database schemas, and operational hardware nodes.</w:t>
       </w:r>
@@ -272,8 +272,8 @@
         <w:rPr>
           <w:rFonts w:ascii="Times New Roman" w:hAnsi="Times New Roman" w:cs="Times New Roman"/>
           <w:color w:val="auto"/>
-          <w:sz w:val="24"/>
-          <w:szCs w:val="24"/>
+          <w:sz w:val="23"/>
+          <w:szCs w:val="23"/>
         </w:rPr>
       </w:pPr>
     </w:p>
@@ -288,8 +288,8 @@
           <w:color w:val="auto"/>
           <w:spacing w:val="-10"/>
           <w:kern w:val="28"/>
-          <w:sz w:val="24"/>
-          <w:szCs w:val="24"/>
+          <w:sz w:val="23"/>
+          <w:szCs w:val="23"/>
           <w:u w:val="single"/>
         </w:rPr>
       </w:pPr>
@@ -301,8 +301,8 @@
           <w:color w:val="auto"/>
           <w:spacing w:val="-10"/>
           <w:kern w:val="28"/>
-          <w:sz w:val="24"/>
-          <w:szCs w:val="24"/>
+          <w:sz w:val="23"/>
+          <w:szCs w:val="23"/>
           <w:u w:val="single"/>
         </w:rPr>
         <w:t>Education</w:t>
@@ -316,14 +316,16 @@
         <w:rPr>
           <w:rFonts w:ascii="Times New Roman" w:hAnsi="Times New Roman" w:cs="Times New Roman"/>
           <w:color w:val="auto"/>
-          <w:szCs w:val="24"/>
-        </w:rPr>
-      </w:pPr>
-      <w:r>
-        <w:rPr>
-          <w:rFonts w:ascii="Times New Roman" w:hAnsi="Times New Roman" w:cs="Times New Roman"/>
-          <w:color w:val="auto"/>
-          <w:szCs w:val="24"/>
+          <w:sz w:val="23"/>
+          <w:szCs w:val="23"/>
+        </w:rPr>
+      </w:pPr>
+      <w:r>
+        <w:rPr>
+          <w:rFonts w:ascii="Times New Roman" w:hAnsi="Times New Roman" w:cs="Times New Roman"/>
+          <w:color w:val="auto"/>
+          <w:sz w:val="23"/>
+          <w:szCs w:val="23"/>
         </w:rPr>
         <w:t xml:space="preserve">DeVry </w:t>
       </w:r>
@@ -331,7 +333,8 @@
         <w:rPr>
           <w:rFonts w:ascii="Times New Roman" w:hAnsi="Times New Roman" w:cs="Times New Roman"/>
           <w:color w:val="auto"/>
-          <w:szCs w:val="24"/>
+          <w:sz w:val="23"/>
+          <w:szCs w:val="23"/>
         </w:rPr>
         <w:t>University</w:t>
       </w:r>
@@ -341,7 +344,8 @@
           <w:b/>
           <w:bCs/>
           <w:color w:val="auto"/>
-          <w:szCs w:val="24"/>
+          <w:sz w:val="23"/>
+          <w:szCs w:val="23"/>
         </w:rPr>
         <w:t xml:space="preserve"> | </w:t>
       </w:r>
@@ -349,7 +353,8 @@
         <w:rPr>
           <w:rFonts w:ascii="Times New Roman" w:hAnsi="Times New Roman" w:cs="Times New Roman"/>
           <w:color w:val="auto"/>
-          <w:szCs w:val="24"/>
+          <w:sz w:val="23"/>
+          <w:szCs w:val="23"/>
         </w:rPr>
         <w:t xml:space="preserve">B.S. in Computer Information Systems (Software Engineering) | </w:t>
       </w:r>
@@ -357,23 +362,8 @@
         <w:rPr>
           <w:rFonts w:ascii="Times New Roman" w:hAnsi="Times New Roman" w:cs="Times New Roman"/>
           <w:color w:val="auto"/>
-          <w:szCs w:val="24"/>
-        </w:rPr>
-        <w:t>Anticipated</w:t>
-      </w:r>
-      <w:r>
-        <w:rPr>
-          <w:rFonts w:ascii="Times New Roman" w:hAnsi="Times New Roman" w:cs="Times New Roman"/>
-          <w:color w:val="auto"/>
-          <w:szCs w:val="24"/>
-        </w:rPr>
-        <w:t xml:space="preserve"> </w:t>
-      </w:r>
-      <w:r>
-        <w:rPr>
-          <w:rFonts w:ascii="Times New Roman" w:hAnsi="Times New Roman" w:cs="Times New Roman"/>
-          <w:color w:val="auto"/>
-          <w:szCs w:val="24"/>
+          <w:sz w:val="23"/>
+          <w:szCs w:val="23"/>
         </w:rPr>
         <w:t>Oct</w:t>
       </w:r>
@@ -381,7 +371,8 @@
         <w:rPr>
           <w:rFonts w:ascii="Times New Roman" w:hAnsi="Times New Roman" w:cs="Times New Roman"/>
           <w:color w:val="auto"/>
-          <w:szCs w:val="24"/>
+          <w:sz w:val="23"/>
+          <w:szCs w:val="23"/>
         </w:rPr>
         <w:t xml:space="preserve"> 2026</w:t>
       </w:r>
@@ -398,14 +389,16 @@
         <w:rPr>
           <w:rFonts w:ascii="Times New Roman" w:hAnsi="Times New Roman" w:cs="Times New Roman"/>
           <w:color w:val="auto"/>
-          <w:szCs w:val="24"/>
-        </w:rPr>
-      </w:pPr>
-      <w:r>
-        <w:rPr>
-          <w:rFonts w:ascii="Times New Roman" w:hAnsi="Times New Roman" w:cs="Times New Roman"/>
-          <w:color w:val="auto"/>
-          <w:szCs w:val="24"/>
+          <w:sz w:val="23"/>
+          <w:szCs w:val="23"/>
+        </w:rPr>
+      </w:pPr>
+      <w:r>
+        <w:rPr>
+          <w:rFonts w:ascii="Times New Roman" w:hAnsi="Times New Roman" w:cs="Times New Roman"/>
+          <w:color w:val="auto"/>
+          <w:sz w:val="23"/>
+          <w:szCs w:val="23"/>
         </w:rPr>
         <w:t xml:space="preserve">Focus Areas: Linux </w:t>
       </w:r>
@@ -413,7 +406,8 @@
         <w:rPr>
           <w:rFonts w:ascii="Times New Roman" w:hAnsi="Times New Roman" w:cs="Times New Roman"/>
           <w:color w:val="auto"/>
-          <w:szCs w:val="24"/>
+          <w:sz w:val="23"/>
+          <w:szCs w:val="23"/>
         </w:rPr>
         <w:t>O</w:t>
       </w:r>
@@ -421,7 +415,8 @@
         <w:rPr>
           <w:rFonts w:ascii="Times New Roman" w:hAnsi="Times New Roman" w:cs="Times New Roman"/>
           <w:color w:val="auto"/>
-          <w:szCs w:val="24"/>
+          <w:sz w:val="23"/>
+          <w:szCs w:val="23"/>
         </w:rPr>
         <w:t xml:space="preserve">perating </w:t>
       </w:r>
@@ -429,7 +424,8 @@
         <w:rPr>
           <w:rFonts w:ascii="Times New Roman" w:hAnsi="Times New Roman" w:cs="Times New Roman"/>
           <w:color w:val="auto"/>
-          <w:szCs w:val="24"/>
+          <w:sz w:val="23"/>
+          <w:szCs w:val="23"/>
         </w:rPr>
         <w:t>S</w:t>
       </w:r>
@@ -437,7 +433,8 @@
         <w:rPr>
           <w:rFonts w:ascii="Times New Roman" w:hAnsi="Times New Roman" w:cs="Times New Roman"/>
           <w:color w:val="auto"/>
-          <w:szCs w:val="24"/>
+          <w:sz w:val="23"/>
+          <w:szCs w:val="23"/>
         </w:rPr>
         <w:t>ystem</w:t>
       </w:r>
@@ -445,41 +442,46 @@
         <w:rPr>
           <w:rFonts w:ascii="Times New Roman" w:hAnsi="Times New Roman" w:cs="Times New Roman"/>
           <w:color w:val="auto"/>
-          <w:szCs w:val="24"/>
-        </w:rPr>
-        <w:t xml:space="preserve">, Object-Oriented Programming, Data Structures, </w:t>
-      </w:r>
-      <w:r>
-        <w:rPr>
-          <w:rFonts w:ascii="Times New Roman" w:hAnsi="Times New Roman" w:cs="Times New Roman"/>
-          <w:color w:val="auto"/>
-          <w:szCs w:val="24"/>
-        </w:rPr>
-        <w:t>A</w:t>
-      </w:r>
-      <w:r>
-        <w:rPr>
-          <w:rFonts w:ascii="Times New Roman" w:hAnsi="Times New Roman" w:cs="Times New Roman"/>
-          <w:color w:val="auto"/>
-          <w:szCs w:val="24"/>
-        </w:rPr>
-        <w:t xml:space="preserve">lgorithms, </w:t>
-      </w:r>
-      <w:r>
-        <w:rPr>
-          <w:rFonts w:ascii="Times New Roman" w:hAnsi="Times New Roman" w:cs="Times New Roman"/>
-          <w:color w:val="auto"/>
-          <w:szCs w:val="24"/>
-        </w:rPr>
-        <w:t xml:space="preserve">Application Security </w:t>
-      </w:r>
-      <w:r>
-        <w:rPr>
-          <w:rFonts w:ascii="Times New Roman" w:hAnsi="Times New Roman" w:cs="Times New Roman"/>
-          <w:color w:val="auto"/>
-          <w:szCs w:val="24"/>
-        </w:rPr>
-        <w:t>and Systems Integration.</w:t>
+          <w:sz w:val="23"/>
+          <w:szCs w:val="23"/>
+        </w:rPr>
+        <w:t xml:space="preserve">, Object-Oriented Programming, </w:t>
+      </w:r>
+      <w:r>
+        <w:rPr>
+          <w:rFonts w:ascii="Times New Roman" w:hAnsi="Times New Roman" w:cs="Times New Roman"/>
+          <w:color w:val="auto"/>
+          <w:sz w:val="23"/>
+          <w:szCs w:val="23"/>
+        </w:rPr>
+        <w:t>Systems Architecture &amp; Integration, Ethical Hacking &amp; Penetration Testing, Software Engineering</w:t>
+      </w:r>
+      <w:r>
+        <w:rPr>
+          <w:rFonts w:ascii="Times New Roman" w:hAnsi="Times New Roman" w:cs="Times New Roman"/>
+          <w:color w:val="auto"/>
+          <w:sz w:val="23"/>
+          <w:szCs w:val="23"/>
+        </w:rPr>
+        <w:t xml:space="preserve">, </w:t>
+      </w:r>
+      <w:r>
+        <w:rPr>
+          <w:rFonts w:ascii="Times New Roman" w:hAnsi="Times New Roman" w:cs="Times New Roman"/>
+          <w:color w:val="auto"/>
+          <w:sz w:val="23"/>
+          <w:szCs w:val="23"/>
+        </w:rPr>
+        <w:t>SDLC, Data Structures &amp; Algorithms, Cloud Infrastructure, and Relational/NoSQL Databases</w:t>
+      </w:r>
+      <w:r>
+        <w:rPr>
+          <w:rFonts w:ascii="Times New Roman" w:hAnsi="Times New Roman" w:cs="Times New Roman"/>
+          <w:color w:val="auto"/>
+          <w:sz w:val="23"/>
+          <w:szCs w:val="23"/>
+        </w:rPr>
+        <w:t>.</w:t>
       </w:r>
     </w:p>
     <w:p>
@@ -494,14 +496,16 @@
         <w:rPr>
           <w:rFonts w:ascii="Times New Roman" w:hAnsi="Times New Roman" w:cs="Times New Roman"/>
           <w:color w:val="auto"/>
-          <w:szCs w:val="24"/>
-        </w:rPr>
-      </w:pPr>
-      <w:r>
-        <w:rPr>
-          <w:rFonts w:ascii="Times New Roman" w:hAnsi="Times New Roman" w:cs="Times New Roman"/>
-          <w:color w:val="auto"/>
-          <w:szCs w:val="24"/>
+          <w:sz w:val="23"/>
+          <w:szCs w:val="23"/>
+        </w:rPr>
+      </w:pPr>
+      <w:r>
+        <w:rPr>
+          <w:rFonts w:ascii="Times New Roman" w:hAnsi="Times New Roman" w:cs="Times New Roman"/>
+          <w:color w:val="auto"/>
+          <w:sz w:val="23"/>
+          <w:szCs w:val="23"/>
         </w:rPr>
         <w:t>Additional Credentials:</w:t>
       </w:r>
@@ -509,7 +513,8 @@
         <w:rPr>
           <w:rFonts w:ascii="Times New Roman" w:hAnsi="Times New Roman" w:cs="Times New Roman"/>
           <w:color w:val="auto"/>
-          <w:szCs w:val="24"/>
+          <w:sz w:val="23"/>
+          <w:szCs w:val="23"/>
         </w:rPr>
         <w:t xml:space="preserve"> </w:t>
       </w:r>
@@ -517,7 +522,8 @@
         <w:rPr>
           <w:rFonts w:ascii="Times New Roman" w:hAnsi="Times New Roman" w:cs="Times New Roman"/>
           <w:color w:val="auto"/>
-          <w:szCs w:val="24"/>
+          <w:sz w:val="23"/>
+          <w:szCs w:val="23"/>
         </w:rPr>
         <w:t>A.A. in Information Technology (2025), A.A. in Web Graphic Design (2010)</w:t>
       </w:r>
@@ -530,7 +536,8 @@
         <w:rPr>
           <w:rFonts w:ascii="Times New Roman" w:hAnsi="Times New Roman" w:cs="Times New Roman"/>
           <w:color w:val="auto"/>
-          <w:szCs w:val="24"/>
+          <w:sz w:val="23"/>
+          <w:szCs w:val="23"/>
         </w:rPr>
       </w:pPr>
     </w:p>
@@ -545,8 +552,8 @@
           <w:color w:val="auto"/>
           <w:spacing w:val="-10"/>
           <w:kern w:val="28"/>
-          <w:sz w:val="24"/>
-          <w:szCs w:val="24"/>
+          <w:sz w:val="23"/>
+          <w:szCs w:val="23"/>
           <w:u w:val="single"/>
         </w:rPr>
       </w:pPr>
@@ -558,8 +565,8 @@
           <w:color w:val="auto"/>
           <w:spacing w:val="-10"/>
           <w:kern w:val="28"/>
-          <w:sz w:val="24"/>
-          <w:szCs w:val="24"/>
+          <w:sz w:val="23"/>
+          <w:szCs w:val="23"/>
           <w:u w:val="single"/>
         </w:rPr>
         <w:t>Skills</w:t>
@@ -572,8 +579,8 @@
           <w:color w:val="auto"/>
           <w:spacing w:val="-10"/>
           <w:kern w:val="28"/>
-          <w:sz w:val="24"/>
-          <w:szCs w:val="24"/>
+          <w:sz w:val="23"/>
+          <w:szCs w:val="23"/>
           <w:u w:val="single"/>
         </w:rPr>
         <w:t xml:space="preserve"> Summary</w:t>
@@ -591,8 +598,8 @@
         <w:rPr>
           <w:rFonts w:ascii="Times New Roman" w:hAnsi="Times New Roman" w:cs="Times New Roman"/>
           <w:color w:val="auto"/>
-          <w:sz w:val="24"/>
-          <w:szCs w:val="24"/>
+          <w:sz w:val="23"/>
+          <w:szCs w:val="23"/>
         </w:rPr>
       </w:pPr>
       <w:r>
@@ -601,8 +608,8 @@
           <w:b/>
           <w:bCs/>
           <w:color w:val="auto"/>
-          <w:sz w:val="24"/>
-          <w:szCs w:val="24"/>
+          <w:sz w:val="23"/>
+          <w:szCs w:val="23"/>
         </w:rPr>
         <w:t>Architecture &amp; Integration</w:t>
       </w:r>
@@ -612,8 +619,8 @@
           <w:b/>
           <w:bCs/>
           <w:color w:val="auto"/>
-          <w:sz w:val="24"/>
-          <w:szCs w:val="24"/>
+          <w:sz w:val="23"/>
+          <w:szCs w:val="23"/>
         </w:rPr>
         <w:t>:</w:t>
       </w:r>
@@ -621,8 +628,8 @@
         <w:rPr>
           <w:rFonts w:ascii="Times New Roman" w:hAnsi="Times New Roman" w:cs="Times New Roman"/>
           <w:color w:val="auto"/>
-          <w:sz w:val="24"/>
-          <w:szCs w:val="24"/>
+          <w:sz w:val="23"/>
+          <w:szCs w:val="23"/>
         </w:rPr>
         <w:t xml:space="preserve"> Systems Integration, Solutions Architecture, Enterprise Data Pipelines, Middleware Ingestion, Distributed Systems, High-Availability Systems, Data Sanitization &amp; Validation, Zero-Downtime Migration.</w:t>
       </w:r>
@@ -638,8 +645,8 @@
         <w:rPr>
           <w:rFonts w:ascii="Times New Roman" w:hAnsi="Times New Roman" w:cs="Times New Roman"/>
           <w:color w:val="auto"/>
-          <w:sz w:val="24"/>
-          <w:szCs w:val="24"/>
+          <w:sz w:val="23"/>
+          <w:szCs w:val="23"/>
         </w:rPr>
       </w:pPr>
       <w:r>
@@ -648,8 +655,8 @@
           <w:b/>
           <w:bCs/>
           <w:color w:val="auto"/>
-          <w:sz w:val="24"/>
-          <w:szCs w:val="24"/>
+          <w:sz w:val="23"/>
+          <w:szCs w:val="23"/>
         </w:rPr>
         <w:t>Languages &amp; Frameworks</w:t>
       </w:r>
@@ -659,8 +666,8 @@
           <w:b/>
           <w:bCs/>
           <w:color w:val="auto"/>
-          <w:sz w:val="24"/>
-          <w:szCs w:val="24"/>
+          <w:sz w:val="23"/>
+          <w:szCs w:val="23"/>
         </w:rPr>
         <w:t>:</w:t>
       </w:r>
@@ -668,8 +675,8 @@
         <w:rPr>
           <w:rFonts w:ascii="Times New Roman" w:hAnsi="Times New Roman" w:cs="Times New Roman"/>
           <w:color w:val="auto"/>
-          <w:sz w:val="24"/>
-          <w:szCs w:val="24"/>
+          <w:sz w:val="23"/>
+          <w:szCs w:val="23"/>
         </w:rPr>
         <w:t xml:space="preserve"> </w:t>
       </w:r>
@@ -677,10 +684,10 @@
         <w:rPr>
           <w:rFonts w:ascii="Times New Roman" w:hAnsi="Times New Roman" w:cs="Times New Roman"/>
           <w:color w:val="auto"/>
-          <w:sz w:val="24"/>
-          <w:szCs w:val="24"/>
-        </w:rPr>
-        <w:t>C#, .NET / .NET Core, Python, SQL, C++, Java, WPF / XAML, Bash, PowerShell, HTML/CSS, JavaScript, TypeScript.</w:t>
+          <w:sz w:val="23"/>
+          <w:szCs w:val="23"/>
+        </w:rPr>
+        <w:t>C#, .NET, Python, SQL, C++, Java, WPF / XAML, Bash, PowerShell, HTML/CSS, JavaScript, TypeScript.</w:t>
       </w:r>
     </w:p>
     <w:p>
@@ -695,8 +702,8 @@
         <w:rPr>
           <w:rFonts w:ascii="Times New Roman" w:hAnsi="Times New Roman" w:cs="Times New Roman"/>
           <w:color w:val="auto"/>
-          <w:sz w:val="24"/>
-          <w:szCs w:val="24"/>
+          <w:sz w:val="23"/>
+          <w:szCs w:val="23"/>
         </w:rPr>
       </w:pPr>
       <w:r>
@@ -705,8 +712,8 @@
           <w:b/>
           <w:bCs/>
           <w:color w:val="auto"/>
-          <w:sz w:val="24"/>
-          <w:szCs w:val="24"/>
+          <w:sz w:val="23"/>
+          <w:szCs w:val="23"/>
         </w:rPr>
         <w:t>Databases &amp; Data Formats</w:t>
       </w:r>
@@ -716,8 +723,8 @@
           <w:b/>
           <w:bCs/>
           <w:color w:val="auto"/>
-          <w:sz w:val="24"/>
-          <w:szCs w:val="24"/>
+          <w:sz w:val="23"/>
+          <w:szCs w:val="23"/>
         </w:rPr>
         <w:t>:</w:t>
       </w:r>
@@ -725,10 +732,10 @@
         <w:rPr>
           <w:rFonts w:ascii="Times New Roman" w:hAnsi="Times New Roman" w:cs="Times New Roman"/>
           <w:color w:val="auto"/>
-          <w:sz w:val="24"/>
-          <w:szCs w:val="24"/>
-        </w:rPr>
-        <w:t xml:space="preserve"> Relational Databases (SQL), Non-Relational Databases (MongoDB), REST APIs, JSON, KML, XML.</w:t>
+          <w:sz w:val="23"/>
+          <w:szCs w:val="23"/>
+        </w:rPr>
+        <w:t xml:space="preserve"> Relational Databases (SQL), Non-Relational Databases (MongoDB), JSON, KML, XML.</w:t>
       </w:r>
     </w:p>
     <w:p>
@@ -743,8 +750,8 @@
         <w:rPr>
           <w:rFonts w:ascii="Times New Roman" w:hAnsi="Times New Roman" w:cs="Times New Roman"/>
           <w:color w:val="auto"/>
-          <w:sz w:val="24"/>
-          <w:szCs w:val="24"/>
+          <w:sz w:val="23"/>
+          <w:szCs w:val="23"/>
         </w:rPr>
       </w:pPr>
       <w:r>
@@ -753,8 +760,8 @@
           <w:b/>
           <w:bCs/>
           <w:color w:val="auto"/>
-          <w:sz w:val="24"/>
-          <w:szCs w:val="24"/>
+          <w:sz w:val="23"/>
+          <w:szCs w:val="23"/>
         </w:rPr>
         <w:t>Infrastructure &amp; Security:</w:t>
       </w:r>
@@ -762,8 +769,8 @@
         <w:rPr>
           <w:rFonts w:ascii="Times New Roman" w:hAnsi="Times New Roman" w:cs="Times New Roman"/>
           <w:color w:val="auto"/>
-          <w:sz w:val="24"/>
-          <w:szCs w:val="24"/>
+          <w:sz w:val="23"/>
+          <w:szCs w:val="23"/>
         </w:rPr>
         <w:t xml:space="preserve"> Cloud Infrastructure (Azure), Network Protocols (TLS, VPN), Role-Based Access Control (RBAC), System Diagnostics, SOP Development.</w:t>
       </w:r>
@@ -775,8 +782,8 @@
         <w:rPr>
           <w:rFonts w:ascii="Times New Roman" w:hAnsi="Times New Roman" w:cs="Times New Roman"/>
           <w:color w:val="auto"/>
-          <w:sz w:val="24"/>
-          <w:szCs w:val="24"/>
+          <w:sz w:val="23"/>
+          <w:szCs w:val="23"/>
         </w:rPr>
       </w:pPr>
     </w:p>
@@ -791,8 +798,8 @@
           <w:color w:val="auto"/>
           <w:spacing w:val="-10"/>
           <w:kern w:val="28"/>
-          <w:sz w:val="24"/>
-          <w:szCs w:val="24"/>
+          <w:sz w:val="23"/>
+          <w:szCs w:val="23"/>
         </w:rPr>
       </w:pPr>
       <w:r>
@@ -803,8 +810,8 @@
           <w:color w:val="auto"/>
           <w:spacing w:val="-10"/>
           <w:kern w:val="28"/>
-          <w:sz w:val="24"/>
-          <w:szCs w:val="24"/>
+          <w:sz w:val="23"/>
+          <w:szCs w:val="23"/>
           <w:u w:val="single"/>
         </w:rPr>
         <w:t xml:space="preserve">Work </w:t>
@@ -817,8 +824,8 @@
           <w:color w:val="auto"/>
           <w:spacing w:val="-10"/>
           <w:kern w:val="28"/>
-          <w:sz w:val="24"/>
-          <w:szCs w:val="24"/>
+          <w:sz w:val="23"/>
+          <w:szCs w:val="23"/>
           <w:u w:val="single"/>
         </w:rPr>
         <w:t>Experience</w:t>
@@ -829,8 +836,8 @@
           <w:b/>
           <w:bCs/>
           <w:color w:val="auto"/>
-          <w:sz w:val="24"/>
-          <w:szCs w:val="24"/>
+          <w:sz w:val="23"/>
+          <w:szCs w:val="23"/>
         </w:rPr>
         <w:br/>
         <w:t>NBCUniversal</w:t>
@@ -844,14 +851,16 @@
         <w:rPr>
           <w:rFonts w:ascii="Times New Roman" w:hAnsi="Times New Roman" w:cs="Times New Roman"/>
           <w:color w:val="auto"/>
-          <w:szCs w:val="24"/>
-        </w:rPr>
-      </w:pPr>
-      <w:r>
-        <w:rPr>
-          <w:rFonts w:ascii="Times New Roman" w:hAnsi="Times New Roman" w:cs="Times New Roman"/>
-          <w:color w:val="auto"/>
-          <w:szCs w:val="24"/>
+          <w:sz w:val="23"/>
+          <w:szCs w:val="23"/>
+        </w:rPr>
+      </w:pPr>
+      <w:r>
+        <w:rPr>
+          <w:rFonts w:ascii="Times New Roman" w:hAnsi="Times New Roman" w:cs="Times New Roman"/>
+          <w:color w:val="auto"/>
+          <w:sz w:val="23"/>
+          <w:szCs w:val="23"/>
         </w:rPr>
         <w:t>Senior Real-T</w:t>
       </w:r>
@@ -859,7 +868,8 @@
         <w:rPr>
           <w:rFonts w:ascii="Times New Roman" w:hAnsi="Times New Roman" w:cs="Times New Roman"/>
           <w:color w:val="auto"/>
-          <w:szCs w:val="24"/>
+          <w:sz w:val="23"/>
+          <w:szCs w:val="23"/>
         </w:rPr>
         <w:t>ime</w:t>
       </w:r>
@@ -867,7 +877,8 @@
         <w:rPr>
           <w:rFonts w:ascii="Times New Roman" w:hAnsi="Times New Roman" w:cs="Times New Roman"/>
           <w:color w:val="auto"/>
-          <w:szCs w:val="24"/>
+          <w:sz w:val="23"/>
+          <w:szCs w:val="23"/>
         </w:rPr>
         <w:t xml:space="preserve"> </w:t>
       </w:r>
@@ -875,31 +886,17 @@
         <w:rPr>
           <w:rFonts w:ascii="Times New Roman" w:hAnsi="Times New Roman" w:cs="Times New Roman"/>
           <w:color w:val="auto"/>
-          <w:szCs w:val="24"/>
-        </w:rPr>
-        <w:t xml:space="preserve">Systems &amp; </w:t>
-      </w:r>
-      <w:r>
-        <w:rPr>
-          <w:rFonts w:ascii="Times New Roman" w:hAnsi="Times New Roman" w:cs="Times New Roman"/>
-          <w:color w:val="auto"/>
-          <w:szCs w:val="24"/>
-        </w:rPr>
-        <w:t>Software</w:t>
-      </w:r>
-      <w:r>
-        <w:rPr>
-          <w:rFonts w:ascii="Times New Roman" w:hAnsi="Times New Roman" w:cs="Times New Roman"/>
-          <w:color w:val="auto"/>
-          <w:szCs w:val="24"/>
-        </w:rPr>
-        <w:t xml:space="preserve"> </w:t>
-      </w:r>
-      <w:r>
-        <w:rPr>
-          <w:rFonts w:ascii="Times New Roman" w:hAnsi="Times New Roman" w:cs="Times New Roman"/>
-          <w:color w:val="auto"/>
-          <w:szCs w:val="24"/>
+          <w:sz w:val="23"/>
+          <w:szCs w:val="23"/>
+        </w:rPr>
+        <w:t xml:space="preserve">Systems </w:t>
+      </w:r>
+      <w:r>
+        <w:rPr>
+          <w:rFonts w:ascii="Times New Roman" w:hAnsi="Times New Roman" w:cs="Times New Roman"/>
+          <w:color w:val="auto"/>
+          <w:sz w:val="23"/>
+          <w:szCs w:val="23"/>
         </w:rPr>
         <w:t>Developer</w:t>
       </w:r>
@@ -907,7 +904,8 @@
         <w:rPr>
           <w:rFonts w:ascii="Times New Roman" w:hAnsi="Times New Roman" w:cs="Times New Roman"/>
           <w:color w:val="auto"/>
-          <w:szCs w:val="24"/>
+          <w:sz w:val="23"/>
+          <w:szCs w:val="23"/>
         </w:rPr>
         <w:t xml:space="preserve">   |   April 2018 - Present</w:t>
       </w:r>
@@ -923,8 +921,8 @@
         <w:rPr>
           <w:rFonts w:ascii="Times New Roman" w:hAnsi="Times New Roman" w:cs="Times New Roman"/>
           <w:color w:val="auto"/>
-          <w:sz w:val="24"/>
-          <w:szCs w:val="24"/>
+          <w:sz w:val="23"/>
+          <w:szCs w:val="23"/>
         </w:rPr>
       </w:pPr>
       <w:r>
@@ -933,8 +931,8 @@
           <w:b/>
           <w:bCs/>
           <w:color w:val="auto"/>
-          <w:sz w:val="24"/>
-          <w:szCs w:val="24"/>
+          <w:sz w:val="23"/>
+          <w:szCs w:val="23"/>
         </w:rPr>
         <w:t>Engineered</w:t>
       </w:r>
@@ -944,8 +942,8 @@
           <w:b/>
           <w:bCs/>
           <w:color w:val="auto"/>
-          <w:sz w:val="24"/>
-          <w:szCs w:val="24"/>
+          <w:sz w:val="23"/>
+          <w:szCs w:val="23"/>
         </w:rPr>
         <w:t xml:space="preserve"> a centralized software suite</w:t>
       </w:r>
@@ -953,8 +951,8 @@
         <w:rPr>
           <w:rFonts w:ascii="Times New Roman" w:hAnsi="Times New Roman" w:cs="Times New Roman"/>
           <w:color w:val="auto"/>
-          <w:sz w:val="24"/>
-          <w:szCs w:val="24"/>
+          <w:sz w:val="23"/>
+          <w:szCs w:val="23"/>
         </w:rPr>
         <w:t xml:space="preserve"> using .NET and C# that streamlined configuration management </w:t>
       </w:r>
@@ -962,8 +960,8 @@
         <w:rPr>
           <w:rFonts w:ascii="Times New Roman" w:hAnsi="Times New Roman" w:cs="Times New Roman"/>
           <w:color w:val="auto"/>
-          <w:sz w:val="24"/>
-          <w:szCs w:val="24"/>
+          <w:sz w:val="23"/>
+          <w:szCs w:val="23"/>
         </w:rPr>
         <w:t xml:space="preserve">and validated </w:t>
       </w:r>
@@ -971,8 +969,8 @@
         <w:rPr>
           <w:rFonts w:ascii="Times New Roman" w:hAnsi="Times New Roman" w:cs="Times New Roman"/>
           <w:color w:val="auto"/>
-          <w:sz w:val="24"/>
-          <w:szCs w:val="24"/>
+          <w:sz w:val="23"/>
+          <w:szCs w:val="23"/>
         </w:rPr>
         <w:t>mission-critical broadcast infrastructure.</w:t>
       </w:r>
@@ -988,8 +986,8 @@
         <w:rPr>
           <w:rFonts w:ascii="Times New Roman" w:hAnsi="Times New Roman" w:cs="Times New Roman"/>
           <w:color w:val="auto"/>
-          <w:sz w:val="24"/>
-          <w:szCs w:val="24"/>
+          <w:sz w:val="23"/>
+          <w:szCs w:val="23"/>
         </w:rPr>
       </w:pPr>
       <w:r>
@@ -998,8 +996,8 @@
           <w:b/>
           <w:bCs/>
           <w:color w:val="auto"/>
-          <w:sz w:val="24"/>
-          <w:szCs w:val="24"/>
+          <w:sz w:val="23"/>
+          <w:szCs w:val="23"/>
         </w:rPr>
         <w:t>Automate</w:t>
       </w:r>
@@ -1009,8 +1007,8 @@
           <w:b/>
           <w:bCs/>
           <w:color w:val="auto"/>
-          <w:sz w:val="24"/>
-          <w:szCs w:val="24"/>
+          <w:sz w:val="23"/>
+          <w:szCs w:val="23"/>
         </w:rPr>
         <w:t>s</w:t>
       </w:r>
@@ -1020,8 +1018,8 @@
           <w:b/>
           <w:bCs/>
           <w:color w:val="auto"/>
-          <w:sz w:val="24"/>
-          <w:szCs w:val="24"/>
+          <w:sz w:val="23"/>
+          <w:szCs w:val="23"/>
         </w:rPr>
         <w:t xml:space="preserve"> 400+ system combinations</w:t>
       </w:r>
@@ -1029,8 +1027,8 @@
         <w:rPr>
           <w:rFonts w:ascii="Times New Roman" w:hAnsi="Times New Roman" w:cs="Times New Roman"/>
           <w:color w:val="auto"/>
-          <w:sz w:val="24"/>
-          <w:szCs w:val="24"/>
+          <w:sz w:val="23"/>
+          <w:szCs w:val="23"/>
         </w:rPr>
         <w:t xml:space="preserve"> across 40+ national locations by engineering a unified, data-driven template pipeline.</w:t>
       </w:r>
@@ -1046,8 +1044,8 @@
         <w:rPr>
           <w:rFonts w:ascii="Times New Roman" w:hAnsi="Times New Roman" w:cs="Times New Roman"/>
           <w:color w:val="auto"/>
-          <w:sz w:val="24"/>
-          <w:szCs w:val="24"/>
+          <w:sz w:val="23"/>
+          <w:szCs w:val="23"/>
         </w:rPr>
       </w:pPr>
       <w:r>
@@ -1056,8 +1054,8 @@
           <w:b/>
           <w:bCs/>
           <w:color w:val="auto"/>
-          <w:sz w:val="24"/>
-          <w:szCs w:val="24"/>
+          <w:sz w:val="23"/>
+          <w:szCs w:val="23"/>
         </w:rPr>
         <w:t>Maintain</w:t>
       </w:r>
@@ -1067,8 +1065,8 @@
           <w:b/>
           <w:bCs/>
           <w:color w:val="auto"/>
-          <w:sz w:val="24"/>
-          <w:szCs w:val="24"/>
+          <w:sz w:val="23"/>
+          <w:szCs w:val="23"/>
         </w:rPr>
         <w:t xml:space="preserve"> a high-percentage</w:t>
       </w:r>
@@ -1078,8 +1076,8 @@
           <w:b/>
           <w:bCs/>
           <w:color w:val="auto"/>
-          <w:sz w:val="24"/>
-          <w:szCs w:val="24"/>
+          <w:sz w:val="23"/>
+          <w:szCs w:val="23"/>
         </w:rPr>
         <w:t xml:space="preserve"> system uptime</w:t>
       </w:r>
@@ -1087,8 +1085,8 @@
         <w:rPr>
           <w:rFonts w:ascii="Times New Roman" w:hAnsi="Times New Roman" w:cs="Times New Roman"/>
           <w:color w:val="auto"/>
-          <w:sz w:val="24"/>
-          <w:szCs w:val="24"/>
+          <w:sz w:val="23"/>
+          <w:szCs w:val="23"/>
         </w:rPr>
         <w:t xml:space="preserve"> for 24/7 live operations through proactive management of distributed hardware and software integration</w:t>
       </w:r>
@@ -1096,8 +1094,8 @@
         <w:rPr>
           <w:rFonts w:ascii="Times New Roman" w:hAnsi="Times New Roman" w:cs="Times New Roman"/>
           <w:color w:val="auto"/>
-          <w:sz w:val="24"/>
-          <w:szCs w:val="24"/>
+          <w:sz w:val="23"/>
+          <w:szCs w:val="23"/>
         </w:rPr>
         <w:t xml:space="preserve"> through Python based automation.</w:t>
       </w:r>
@@ -1110,14 +1108,16 @@
         <w:rPr>
           <w:rFonts w:ascii="Times New Roman" w:hAnsi="Times New Roman" w:cs="Times New Roman"/>
           <w:color w:val="auto"/>
-          <w:szCs w:val="24"/>
-        </w:rPr>
-      </w:pPr>
-      <w:r>
-        <w:rPr>
-          <w:rFonts w:ascii="Times New Roman" w:hAnsi="Times New Roman" w:cs="Times New Roman"/>
-          <w:color w:val="auto"/>
-          <w:szCs w:val="24"/>
+          <w:sz w:val="23"/>
+          <w:szCs w:val="23"/>
+        </w:rPr>
+      </w:pPr>
+      <w:r>
+        <w:rPr>
+          <w:rFonts w:ascii="Times New Roman" w:hAnsi="Times New Roman" w:cs="Times New Roman"/>
+          <w:color w:val="auto"/>
+          <w:sz w:val="23"/>
+          <w:szCs w:val="23"/>
         </w:rPr>
         <w:t xml:space="preserve">Real-Time Systems </w:t>
       </w:r>
@@ -1125,7 +1125,8 @@
         <w:rPr>
           <w:rFonts w:ascii="Times New Roman" w:hAnsi="Times New Roman" w:cs="Times New Roman"/>
           <w:color w:val="auto"/>
-          <w:szCs w:val="24"/>
+          <w:sz w:val="23"/>
+          <w:szCs w:val="23"/>
         </w:rPr>
         <w:t>Developer</w:t>
       </w:r>
@@ -1133,7 +1134,8 @@
         <w:rPr>
           <w:rFonts w:ascii="Times New Roman" w:hAnsi="Times New Roman" w:cs="Times New Roman"/>
           <w:color w:val="auto"/>
-          <w:szCs w:val="24"/>
+          <w:sz w:val="23"/>
+          <w:szCs w:val="23"/>
         </w:rPr>
         <w:t xml:space="preserve">   |   July 2011 - April 2018</w:t>
       </w:r>
@@ -1149,8 +1151,8 @@
         <w:rPr>
           <w:rFonts w:ascii="Times New Roman" w:hAnsi="Times New Roman" w:cs="Times New Roman"/>
           <w:color w:val="auto"/>
-          <w:sz w:val="24"/>
-          <w:szCs w:val="24"/>
+          <w:sz w:val="23"/>
+          <w:szCs w:val="23"/>
         </w:rPr>
       </w:pPr>
       <w:r>
@@ -1159,8 +1161,8 @@
           <w:b/>
           <w:bCs/>
           <w:color w:val="auto"/>
-          <w:sz w:val="24"/>
-          <w:szCs w:val="24"/>
+          <w:sz w:val="23"/>
+          <w:szCs w:val="23"/>
         </w:rPr>
         <w:t>Automated Data Binding:</w:t>
       </w:r>
@@ -1168,8 +1170,8 @@
         <w:rPr>
           <w:rFonts w:ascii="Times New Roman" w:hAnsi="Times New Roman" w:cs="Times New Roman"/>
           <w:color w:val="auto"/>
-          <w:sz w:val="24"/>
-          <w:szCs w:val="24"/>
+          <w:sz w:val="23"/>
+          <w:szCs w:val="23"/>
         </w:rPr>
         <w:t xml:space="preserve"> Integrated real-time scripting to dynamically connect external data feeds with live execution engines, improving data accuracy and delivery speed.</w:t>
       </w:r>
@@ -1185,8 +1187,8 @@
         <w:rPr>
           <w:rFonts w:ascii="Times New Roman" w:hAnsi="Times New Roman" w:cs="Times New Roman"/>
           <w:color w:val="auto"/>
-          <w:sz w:val="24"/>
-          <w:szCs w:val="24"/>
+          <w:sz w:val="23"/>
+          <w:szCs w:val="23"/>
         </w:rPr>
       </w:pPr>
       <w:r>
@@ -1195,8 +1197,8 @@
           <w:b/>
           <w:bCs/>
           <w:color w:val="auto"/>
-          <w:sz w:val="24"/>
-          <w:szCs w:val="24"/>
+          <w:sz w:val="23"/>
+          <w:szCs w:val="23"/>
         </w:rPr>
         <w:t>Cross-Functional System Rollouts:</w:t>
       </w:r>
@@ -1204,8 +1206,8 @@
         <w:rPr>
           <w:rFonts w:ascii="Times New Roman" w:hAnsi="Times New Roman" w:cs="Times New Roman"/>
           <w:color w:val="auto"/>
-          <w:sz w:val="24"/>
-          <w:szCs w:val="24"/>
+          <w:sz w:val="23"/>
+          <w:szCs w:val="23"/>
         </w:rPr>
         <w:t xml:space="preserve"> Collaborated with technical and operational stakeholders to configure and deploy fault-tolerant software packages under tight live-production deadlines.</w:t>
       </w:r>
@@ -1221,16 +1223,16 @@
         <w:rPr>
           <w:rFonts w:ascii="Times New Roman" w:hAnsi="Times New Roman" w:cs="Times New Roman"/>
           <w:color w:val="auto"/>
-          <w:sz w:val="24"/>
-          <w:szCs w:val="24"/>
-        </w:rPr>
-      </w:pPr>
-      <w:r>
-        <w:rPr>
-          <w:rFonts w:ascii="Times New Roman" w:hAnsi="Times New Roman" w:cs="Times New Roman"/>
-          <w:color w:val="auto"/>
-          <w:sz w:val="24"/>
-          <w:szCs w:val="24"/>
+          <w:sz w:val="23"/>
+          <w:szCs w:val="23"/>
+        </w:rPr>
+      </w:pPr>
+      <w:r>
+        <w:rPr>
+          <w:rFonts w:ascii="Times New Roman" w:hAnsi="Times New Roman" w:cs="Times New Roman"/>
+          <w:color w:val="auto"/>
+          <w:sz w:val="23"/>
+          <w:szCs w:val="23"/>
         </w:rPr>
         <w:t>Independent Contractor</w:t>
       </w:r>
@@ -1238,8 +1240,8 @@
         <w:rPr>
           <w:rFonts w:ascii="Times New Roman" w:hAnsi="Times New Roman" w:cs="Times New Roman"/>
           <w:color w:val="auto"/>
-          <w:sz w:val="24"/>
-          <w:szCs w:val="24"/>
+          <w:sz w:val="23"/>
+          <w:szCs w:val="23"/>
         </w:rPr>
         <w:t xml:space="preserve">   |   </w:t>
       </w:r>
@@ -1247,8 +1249,8 @@
         <w:rPr>
           <w:rFonts w:ascii="Times New Roman" w:hAnsi="Times New Roman" w:cs="Times New Roman"/>
           <w:color w:val="auto"/>
-          <w:sz w:val="24"/>
-          <w:szCs w:val="24"/>
+          <w:sz w:val="23"/>
+          <w:szCs w:val="23"/>
         </w:rPr>
         <w:t>February</w:t>
       </w:r>
@@ -1256,8 +1258,8 @@
         <w:rPr>
           <w:rFonts w:ascii="Times New Roman" w:hAnsi="Times New Roman" w:cs="Times New Roman"/>
           <w:color w:val="auto"/>
-          <w:sz w:val="24"/>
-          <w:szCs w:val="24"/>
+          <w:sz w:val="23"/>
+          <w:szCs w:val="23"/>
         </w:rPr>
         <w:t xml:space="preserve"> 201</w:t>
       </w:r>
@@ -1265,8 +1267,8 @@
         <w:rPr>
           <w:rFonts w:ascii="Times New Roman" w:hAnsi="Times New Roman" w:cs="Times New Roman"/>
           <w:color w:val="auto"/>
-          <w:sz w:val="24"/>
-          <w:szCs w:val="24"/>
+          <w:sz w:val="23"/>
+          <w:szCs w:val="23"/>
         </w:rPr>
         <w:t>0</w:t>
       </w:r>
@@ -1274,8 +1276,8 @@
         <w:rPr>
           <w:rFonts w:ascii="Times New Roman" w:hAnsi="Times New Roman" w:cs="Times New Roman"/>
           <w:color w:val="auto"/>
-          <w:sz w:val="24"/>
-          <w:szCs w:val="24"/>
+          <w:sz w:val="23"/>
+          <w:szCs w:val="23"/>
         </w:rPr>
         <w:t xml:space="preserve"> - </w:t>
       </w:r>
@@ -1283,8 +1285,8 @@
         <w:rPr>
           <w:rFonts w:ascii="Times New Roman" w:hAnsi="Times New Roman" w:cs="Times New Roman"/>
           <w:color w:val="auto"/>
-          <w:sz w:val="24"/>
-          <w:szCs w:val="24"/>
+          <w:sz w:val="23"/>
+          <w:szCs w:val="23"/>
         </w:rPr>
         <w:t>July</w:t>
       </w:r>
@@ -1292,8 +1294,8 @@
         <w:rPr>
           <w:rFonts w:ascii="Times New Roman" w:hAnsi="Times New Roman" w:cs="Times New Roman"/>
           <w:color w:val="auto"/>
-          <w:sz w:val="24"/>
-          <w:szCs w:val="24"/>
+          <w:sz w:val="23"/>
+          <w:szCs w:val="23"/>
         </w:rPr>
         <w:t xml:space="preserve"> 20</w:t>
       </w:r>
@@ -1301,8 +1303,8 @@
         <w:rPr>
           <w:rFonts w:ascii="Times New Roman" w:hAnsi="Times New Roman" w:cs="Times New Roman"/>
           <w:color w:val="auto"/>
-          <w:sz w:val="24"/>
-          <w:szCs w:val="24"/>
+          <w:sz w:val="23"/>
+          <w:szCs w:val="23"/>
         </w:rPr>
         <w:t>11</w:t>
       </w:r>
@@ -1320,8 +1322,8 @@
           <w:b/>
           <w:bCs/>
           <w:color w:val="auto"/>
-          <w:sz w:val="24"/>
-          <w:szCs w:val="24"/>
+          <w:sz w:val="23"/>
+          <w:szCs w:val="23"/>
         </w:rPr>
       </w:pPr>
       <w:r>
@@ -1330,8 +1332,8 @@
           <w:b/>
           <w:bCs/>
           <w:color w:val="auto"/>
-          <w:sz w:val="24"/>
-          <w:szCs w:val="24"/>
+          <w:sz w:val="23"/>
+          <w:szCs w:val="23"/>
         </w:rPr>
         <w:t xml:space="preserve">Technical Specification &amp; Compliance: </w:t>
       </w:r>
@@ -1339,8 +1341,8 @@
         <w:rPr>
           <w:rFonts w:ascii="Times New Roman" w:hAnsi="Times New Roman" w:cs="Times New Roman"/>
           <w:color w:val="auto"/>
-          <w:sz w:val="24"/>
-          <w:szCs w:val="24"/>
+          <w:sz w:val="23"/>
+          <w:szCs w:val="23"/>
         </w:rPr>
         <w:t>Developed technical delivery specifications for digital assets to ensure seamless ingestion and compliance across automated publishing workflows.</w:t>
       </w:r>
@@ -1356,8 +1358,8 @@
         <w:rPr>
           <w:rFonts w:ascii="Times New Roman" w:hAnsi="Times New Roman" w:cs="Times New Roman"/>
           <w:color w:val="auto"/>
-          <w:sz w:val="24"/>
-          <w:szCs w:val="24"/>
+          <w:sz w:val="23"/>
+          <w:szCs w:val="23"/>
         </w:rPr>
       </w:pPr>
       <w:r>
@@ -1366,8 +1368,8 @@
           <w:b/>
           <w:bCs/>
           <w:color w:val="auto"/>
-          <w:sz w:val="24"/>
-          <w:szCs w:val="24"/>
+          <w:sz w:val="23"/>
+          <w:szCs w:val="23"/>
         </w:rPr>
         <w:t xml:space="preserve">High-Volume Asset Processing: </w:t>
       </w:r>
@@ -1375,10 +1377,28 @@
         <w:rPr>
           <w:rFonts w:ascii="Times New Roman" w:hAnsi="Times New Roman" w:cs="Times New Roman"/>
           <w:color w:val="auto"/>
-          <w:sz w:val="24"/>
-          <w:szCs w:val="24"/>
-        </w:rPr>
-        <w:t>Managed fast-turnaround production schedules, optimizing digital media assets for live execution in high-pressure environments.</w:t>
+          <w:sz w:val="23"/>
+          <w:szCs w:val="23"/>
+        </w:rPr>
+        <w:t>Managed fast</w:t>
+      </w:r>
+      <w:r>
+        <w:rPr>
+          <w:rFonts w:ascii="Times New Roman" w:hAnsi="Times New Roman" w:cs="Times New Roman"/>
+          <w:color w:val="auto"/>
+          <w:sz w:val="23"/>
+          <w:szCs w:val="23"/>
+        </w:rPr>
+        <w:t xml:space="preserve"> </w:t>
+      </w:r>
+      <w:r>
+        <w:rPr>
+          <w:rFonts w:ascii="Times New Roman" w:hAnsi="Times New Roman" w:cs="Times New Roman"/>
+          <w:color w:val="auto"/>
+          <w:sz w:val="23"/>
+          <w:szCs w:val="23"/>
+        </w:rPr>
+        <w:t>turnaround production schedules, optimizing digital media assets for live execution in high-pressure environments.</w:t>
       </w:r>
     </w:p>
     <w:sectPr>
@@ -2840,6 +2860,7 @@
   <w:style w:type="character" w:default="1" w:styleId="DefaultParagraphFont">
     <w:name w:val="Default Paragraph Font"/>
     <w:uiPriority w:val="1"/>
+    <w:semiHidden/>
     <w:unhideWhenUsed/>
   </w:style>
   <w:style w:type="table" w:default="1" w:styleId="TableNormal">
